--- a/docs/reference-forms/output/TAI-FORM-C031-blank.docx
+++ b/docs/reference-forms/output/TAI-FORM-C031-blank.docx
@@ -284,7 +284,7 @@
                 <w:sz w:val="20"/>
                 <w:szCs w:val="20"/>
               </w:rPr>
-              <w:t xml:space="preserve">사용 교육자료(명칭·버전): </w:t>
+              <w:t xml:space="preserve">교육자료·버전: </w:t>
             </w:r>
           </w:p>
         </w:tc>
@@ -321,7 +321,7 @@
                 <w:sz w:val="20"/>
                 <w:szCs w:val="20"/>
               </w:rPr>
-              <w:t xml:space="preserve">출석 증빙 종류·보관 위치: </w:t>
+              <w:t xml:space="preserve">출석증빙·보관: </w:t>
             </w:r>
           </w:p>
         </w:tc>
@@ -2306,6 +2306,28 @@
         </w:tc>
       </w:tr>
     </w:tbl>
+    <w:p>
+      <w:pPr>
+        <w:spacing w:after="80" w:before="80"/>
+      </w:pPr>
+      <w:r>
+        <w:t xml:space="preserve"/>
+      </w:r>
+    </w:p>
+    <w:p>
+      <w:pPr>
+        <w:spacing w:after="40" w:before="40"/>
+        <w:jc w:val="left"/>
+      </w:pPr>
+      <w:r>
+        <w:rPr>
+          <w:rFonts w:ascii="NanumGothic" w:cs="NanumGothic" w:eastAsia="NanumGothic" w:hAnsi="NanumGothic"/>
+          <w:sz w:val="20"/>
+          <w:szCs w:val="20"/>
+        </w:rPr>
+        <w:t xml:space="preserve">【작성 안내】 출석증빙·보관란에는 출석 증빙의 종류(예: 참석자 서명부)와 실제 보관 위치를 함께 기재하십시오.</w:t>
+      </w:r>
+    </w:p>
     <w:p>
       <w:pPr>
         <w:spacing w:after="80" w:before="80"/>
